--- a/courts/ninth-circuit/washington/state/court-of-appeals/opening-brief/usage/OUTPUT-opening-brief.docx
+++ b/courts/ninth-circuit/washington/state/court-of-appeals/opening-brief/usage/OUTPUT-opening-brief.docx
@@ -9660,7 +9660,7 @@
         <w:t xml:space="preserve"> </w:t>
       </w:r>
       <w:r>
-        <w:t xml:space="preserve">“charged . . . with the responsibility of insuring qualified”</w:t>
+        <w:t xml:space="preserve">“charged ⁠. ⁠. ⁠. with the responsibility of insuring qualified”</w:t>
       </w:r>
       <w:r>
         <w:t xml:space="preserve"> </w:t>
@@ -16967,7 +16967,7 @@
         <w:t xml:space="preserve"> </w:t>
       </w:r>
       <w:r>
-        <w:t xml:space="preserve">authorizes a search only “[i]f there is reasonable cause to believe that an offender has violated a condition or requirement of the sentence. . . .”</w:t>
+        <w:t xml:space="preserve">authorizes a search only “[i]f there is reasonable cause to believe that an offender has violated a condition or requirement of the sentence. ⁠. ⁠. ⁠.”</w:t>
       </w:r>
     </w:p>
   </w:footnote>

--- a/courts/ninth-circuit/washington/state/court-of-appeals/opening-brief/usage/OUTPUT-opening-brief.docx
+++ b/courts/ninth-circuit/washington/state/court-of-appeals/opening-brief/usage/OUTPUT-opening-brief.docx
@@ -3219,7 +3219,7 @@
           <w:tab w:val="right" w:leader="dot" w:pos="7200"/>
         </w:tabs>
         <w:spacing w:before="224" w:after="0" w:line="322" w:lineRule="exact"/>
-        <w:ind w:left="420" w:right="2380" w:hanging="420"/>
+        <w:ind w:left="420" w:right="2160" w:hanging="420"/>
       </w:pPr>
       <w:r>
         <w:t xml:space="preserve">City</w:t>
@@ -3351,7 +3351,11 @@
         <w:tab/>
       </w:r>
       <w:r>
-        <w:t xml:space="preserve">12, 13, 15, 20, 26, 27</w:t>
+        <w:rPr>
+          <w:i/>
+          <w:iCs/>
+        </w:rPr>
+        <w:t xml:space="preserve">passim</w:t>
       </w:r>
     </w:p>
     <w:p>
@@ -7199,7 +7203,7 @@
           <w:tab w:val="right" w:leader="dot" w:pos="7200"/>
         </w:tabs>
         <w:spacing w:before="224" w:after="0" w:line="322" w:lineRule="exact"/>
-        <w:ind w:left="420" w:right="4620" w:hanging="420"/>
+        <w:ind w:left="420" w:right="2160" w:hanging="420"/>
       </w:pPr>
       <w:r>
         <w:t xml:space="preserve">Article</w:t>
@@ -7229,7 +7233,11 @@
         <w:tab/>
       </w:r>
       <w:r>
-        <w:t xml:space="preserve">1, 3, 11, 12, 13, 15, 20, 24, 25, 26, 27, 39</w:t>
+        <w:rPr>
+          <w:i/>
+          <w:iCs/>
+        </w:rPr>
+        <w:t xml:space="preserve">passim</w:t>
       </w:r>
     </w:p>
     <w:p>
